--- a/published/ai-organizations/02_collective_intelligence/08_planning/study-guides/08_planning-practice_quiz.docx
+++ b/published/ai-organizations/02_collective_intelligence/08_planning/study-guides/08_planning-practice_quiz.docx
@@ -4,7 +4,12 @@
   <w:body>
     <w:p>
       <w:r>
-        <w:t>Practice Quiz: Planning</w:t>
+        <w:t>Practice Quiz: Collective Intelligence — Module 08: Planning</w:t>
+      </w:r>
+    </w:p>
+    <w:p>
+      <w:r>
+        <w:t>Name : _ _ _  Date : _ _ _</w:t>
       </w:r>
     </w:p>
     <w:p>
@@ -14,98 +19,57 @@
     </w:p>
     <w:p>
       <w:r>
-        <w:t>What is the primary role of Planning in Active Inference?</w:t>
-        <w:br/>
-        <w:t>A) To maximize reward</w:t>
-        <w:br/>
-        <w:t>B) To minimize variational free energy</w:t>
-        <w:br/>
-        <w:t>C) To increase entropy</w:t>
-        <w:br/>
-        <w:t>D) To eliminate the Markov Blanket</w:t>
+        <w:t>Emergent strategy (Mintzberg) is: A) A carefully planned strategy B) Strategy that arises from bottom-up patterns of local decisions rather than top-down planning C) A failed strategy D) A strategy that appears suddenly</w:t>
       </w:r>
     </w:p>
     <w:p>
       <w:r>
-        <w:t>In Organizations, Planning is best described as:</w:t>
-        <w:br/>
-        <w:t>A) A static property</w:t>
-        <w:br/>
-        <w:t>B) A dynamic process</w:t>
-        <w:br/>
-        <w:t>C) An external state</w:t>
-        <w:br/>
-        <w:t>D) A random variable</w:t>
+        <w:t>Toyota's A3 process exemplifies: A) Top-down management B) Bottom-up intelligence — frontline workers proposing and implementing improvements through structured one-page documents C) Outsourced planning D) Automated planning</w:t>
       </w:r>
     </w:p>
     <w:p>
       <w:r>
-        <w:t>Which mathematical quantity is most central to Planning?</w:t>
-        <w:br/>
-        <w:t>A) The Lagrangian</w:t>
-        <w:br/>
-        <w:t>B) The expected free energy</w:t>
-        <w:br/>
-        <w:t>C) The surprisal</w:t>
-        <w:br/>
-        <w:t>D) The precision</w:t>
+        <w:t>The Delphi method aggregates expert judgment through: A) Open debate B) Multiple rounds of anonymous expert input with feedback, reducing social pressure effects C) Voting D) Executive decision</w:t>
       </w:r>
     </w:p>
     <w:p>
       <w:r>
-        <w:t>How does Planning relate to the concept of the Generative Model?</w:t>
-        <w:br/>
-        <w:t>A) It is separate from the model</w:t>
-        <w:br/>
-        <w:t>B) It is a component of the model</w:t>
-        <w:br/>
-        <w:t>C) It destroys the model</w:t>
-        <w:br/>
-        <w:t>D) It is only relevant for the environment</w:t>
+        <w:t>Backcasting is valuable because it: A) Predicts the past B) Starts from a desired future state and works backward, overcoming anchoring on present conditions C) Uses hindsight D) Reverses decisions</w:t>
       </w:r>
     </w:p>
     <w:p>
       <w:r>
-        <w:t>A failure in Planning would likely result in:</w:t>
-        <w:br/>
-        <w:t>A) Perfect prediction</w:t>
-        <w:br/>
-        <w:t>B) Generalized surprise</w:t>
-        <w:br/>
-        <w:t>C) Immediate death of the agent</w:t>
-        <w:br/>
-        <w:t>D) Zero entropy</w:t>
+        <w:t>Effective collective planning requires: A) Only executive input B) Diverse inputs, structured aggregation, iterative refinement, and clear decision rights C) Maximum democracy on every decision D) Eliminating all hierarchy</w:t>
       </w:r>
     </w:p>
     <w:p>
       <w:r>
-        <w:t>Which scale is most relevant for analyzing Planning in this course?</w:t>
-        <w:br/>
-        <w:t>A) Quantum</w:t>
-        <w:br/>
-        <w:t>B) Neural</w:t>
-        <w:br/>
-        <w:t>C) Social</w:t>
-        <w:br/>
-        <w:t>D) All of the above</w:t>
+        <w:t>The gap between deliberate strategy and realized strategy reveals: A) Management failure B) The role of emergent strategy — the patterns that arose from distributed local decisions C) Nothing important D) Intentional deception</w:t>
       </w:r>
     </w:p>
     <w:p>
       <w:r>
-        <w:t>Planning connects directly to which other component?</w:t>
-        <w:br/>
-        <w:t>A) The step before it</w:t>
-        <w:br/>
-        <w:t>B) The step after it</w:t>
-        <w:br/>
-        <w:t>C) Both A and B</w:t>
-        <w:br/>
-        <w:t>D) None of the above</w:t>
+        <w:t>Planning cells (random employee groups deliberating on strategic issues) improve planning by: A) Reducing costs B) Incorporating perspectives and knowledge that executives may lack C) Following regulation D) Avoiding responsibility</w:t>
       </w:r>
     </w:p>
     <w:p>
       <w:r>
-        <w:t>Part B: Short Answer</w:t>
+        <w:t>Part B: Short Analysis</w:t>
+      </w:r>
+    </w:p>
+    <w:p>
+      <w:r>
+        <w:t>Your organization's formal strategy emphasizes "innovation" but actual resource allocation shows 95% going to maintaining existing products. Use the deliberate-vs-emergent strategy framework to diagnose this gap and propose methods to align realized strategy with stated strategy.</w:t>
+      </w:r>
+    </w:p>
+    <w:p>
+      <w:r>
+        <w:t>Design a participatory planning process for an organization of 200 people that must set strategic priorities for the next year. Specify pre-work, workshop structure, aggregation method, and how diverse inputs translate into concrete decisions.</w:t>
+      </w:r>
+    </w:p>
+    <w:p>
+      <w:r>
+        <w:t>A CEO believes that strategy should be set exclusively by the executive team and communicated downward. A VP argues that frontline insights are critical for strategy quality. Using concepts from this module (emergent strategy, bottom-up intelligence, participatory foresight), construct a balanced argument and propose a planning architecture that integrates both perspectives.</w:t>
       </w:r>
     </w:p>
     <w:sectPr>
